--- a/rapports/2026-06-11/EQ1/DR_011301140053/26-10-53-16.docx
+++ b/rapports/2026-06-11/EQ1/DR_011301140053/26-10-53-16.docx
@@ -30,7 +30,7 @@
           <w:color w:val="64748B"/>
           <w:sz w:val="18"/>
         </w:rPr>
-        <w:t>Enquêteur : EQ1_enq3_v2  ·  Équipe : EQ1  ·  Snapshot : 2026-06-11</w:t>
+        <w:t>Enquêteur : EQ1_enq3_v2 (SEYNABOU DIOUF)  ·  Équipe : EQ1  ·  Snapshot : 2026-06-11</w:t>
       </w:r>
     </w:p>
     <w:tbl>
@@ -230,7 +230,7 @@
                 <w:i w:val="0"/>
                 <w:sz w:val="18"/>
               </w:rPr>
-              <w:t>EQ1_enq3_v2  (13)</w:t>
+              <w:t>EQ1_enq3_v2  (SEYNABOU DIOUF)</w:t>
             </w:r>
           </w:p>
         </w:tc>
@@ -256,7 +256,7 @@
                 <w:i w:val="0"/>
                 <w:sz w:val="18"/>
               </w:rPr>
-              <w:t>1</w:t>
+              <w:t>OULIMATA DIENE</w:t>
             </w:r>
           </w:p>
         </w:tc>
